--- a/pr-preview/pr-109/chapters/08-selection-bias.docx
+++ b/pr-preview/pr-109/chapters/08-selection-bias.docx
@@ -2256,13 +2256,13 @@
               <w:t xml:space="preserve"> (Direction of the bias from loss to follow-up). </w:t>
             </w:r>
             <w:r>
-              <w:t xml:space="preserve">Intuition for the direction of the bias: a treated individual with side effects is at higher risk of dropping out.</w:t>
-            </w:r>
-            <w:r>
-              <w:t xml:space="preserve"> </w:t>
-            </w:r>
-            <w:r>
-              <w:t xml:space="preserve">If that individual nevertheless did not drop out (</w:t>
+              <w:t xml:space="preserve">Intuition for one possible direction: side effects of treatment push treated individuals toward dropping out.</w:t>
+            </w:r>
+            <w:r>
+              <w:t xml:space="preserve"> </w:t>
+            </w:r>
+            <w:r>
+              <w:t xml:space="preserve">A treated individual who stayed in the study (</w:t>
             </w:r>
             <m:oMath>
               <m:r>
@@ -2279,7 +2279,13 @@
               </m:r>
             </m:oMath>
             <w:r>
-              <w:t xml:space="preserve">), a second, independent cause of dropout (such as</w:t>
+              <w:t xml:space="preserve">) stayed despite that push,</w:t>
+            </w:r>
+            <w:r>
+              <w:t xml:space="preserve"> </w:t>
+            </w:r>
+            <w:r>
+              <w:t xml:space="preserve">which makes it less likely that they also had another cause of dropout, such as</w:t>
             </w:r>
             <w:r>
               <w:t xml:space="preserve"> </w:t>
@@ -2299,13 +2305,42 @@
               </m:r>
             </m:oMath>
             <w:r>
-              <w:t xml:space="preserve">) is less likely to be present.</w:t>
-            </w:r>
-            <w:r>
-              <w:t xml:space="preserve"> </w:t>
-            </w:r>
-            <w:r>
-              <w:t xml:space="preserve">So among the uncensored,</w:t>
+              <w:t xml:space="preserve">.</w:t>
+            </w:r>
+            <w:r>
+              <w:t xml:space="preserve"> </w:t>
+            </w:r>
+            <w:r>
+              <w:t xml:space="preserve">So among those who stayed, the treated may carry</w:t>
+            </w:r>
+            <w:r>
+              <w:t xml:space="preserve"> </w:t>
+            </w:r>
+            <m:oMath>
+              <m:r>
+                <m:t>U</m:t>
+              </m:r>
+              <m:r>
+                <m:rPr>
+                  <m:sty m:val="p"/>
+                </m:rPr>
+                <m:t>=</m:t>
+              </m:r>
+              <m:r>
+                <m:t>1</m:t>
+              </m:r>
+            </m:oMath>
+            <w:r>
+              <w:t xml:space="preserve"> </w:t>
+            </w:r>
+            <w:r>
+              <w:t xml:space="preserve">less often than the untreated.</w:t>
+            </w:r>
+            <w:r>
+              <w:t xml:space="preserve"> </w:t>
+            </w:r>
+            <w:r>
+              <w:t xml:space="preserve">That intuition suggests that</w:t>
             </w:r>
             <w:r>
               <w:t xml:space="preserve"> </w:t>
@@ -2333,19 +2368,13 @@
               <w:t xml:space="preserve"> </w:t>
             </w:r>
             <w:r>
-              <w:t xml:space="preserve">are generically (under faithfulness) inversely associated,</w:t>
-            </w:r>
-            <w:r>
-              <w:t xml:space="preserve"> </w:t>
-            </w:r>
-            <w:r>
-              <w:t xml:space="preserve">assuming both raise the risk of dropout (rather than one raising it and the other lowering it).</w:t>
-            </w:r>
-            <w:r>
-              <w:t xml:space="preserve"> </w:t>
-            </w:r>
-            <w:r>
-              <w:t xml:space="preserve">Because</w:t>
+              <w:t xml:space="preserve">are inversely associated among the uncensored,</w:t>
+            </w:r>
+            <w:r>
+              <w:t xml:space="preserve"> </w:t>
+            </w:r>
+            <w:r>
+              <w:t xml:space="preserve">and so, because</w:t>
             </w:r>
             <w:r>
               <w:t xml:space="preserve"> </w:t>
@@ -2376,7 +2405,7 @@
               <w:t xml:space="preserve"> </w:t>
             </w:r>
             <w:r>
-              <w:t xml:space="preserve">restricting to the uncensored generically (under faithfulness) induces an inverse association between</w:t>
+              <w:t xml:space="preserve">that restricting to the uncensored induces an inverse association between</w:t>
             </w:r>
             <w:r>
               <w:t xml:space="preserve"> </w:t>
@@ -2402,6 +2431,249 @@
             </m:oMath>
             <w:r>
               <w:t xml:space="preserve">.</w:t>
+            </w:r>
+          </w:p>
+          <w:p>
+            <w:pPr>
+              <w:pStyle w:val="BodyText"/>
+            </w:pPr>
+            <w:r>
+              <w:t xml:space="preserve">The diagram alone does not fix this sign.</w:t>
+            </w:r>
+            <w:r>
+              <w:t xml:space="preserve"> </w:t>
+            </w:r>
+            <w:r>
+              <w:t xml:space="preserve">Faithfulness says only that</w:t>
+            </w:r>
+            <w:r>
+              <w:t xml:space="preserve"> </w:t>
+            </w:r>
+            <m:oMath>
+              <m:r>
+                <m:t>A</m:t>
+              </m:r>
+            </m:oMath>
+            <w:r>
+              <w:t xml:space="preserve"> </w:t>
+            </w:r>
+            <w:r>
+              <w:t xml:space="preserve">and</w:t>
+            </w:r>
+            <w:r>
+              <w:t xml:space="preserve"> </w:t>
+            </w:r>
+            <m:oMath>
+              <m:r>
+                <m:t>U</m:t>
+              </m:r>
+            </m:oMath>
+            <w:r>
+              <w:t xml:space="preserve"> </w:t>
+            </w:r>
+            <w:r>
+              <w:t xml:space="preserve">are dependent in at least one level of</w:t>
+            </w:r>
+            <w:r>
+              <w:t xml:space="preserve"> </w:t>
+            </w:r>
+            <m:oMath>
+              <m:r>
+                <m:t>C</m:t>
+              </m:r>
+            </m:oMath>
+            <w:r>
+              <w:t xml:space="preserve">;</w:t>
+            </w:r>
+            <w:r>
+              <w:t xml:space="preserve"> </w:t>
+            </w:r>
+            <w:r>
+              <w:t xml:space="preserve">it says nothing about a single stratum such as</w:t>
+            </w:r>
+            <w:r>
+              <w:t xml:space="preserve"> </w:t>
+            </w:r>
+            <m:oMath>
+              <m:r>
+                <m:t>C</m:t>
+              </m:r>
+              <m:r>
+                <m:rPr>
+                  <m:sty m:val="p"/>
+                </m:rPr>
+                <m:t>=</m:t>
+              </m:r>
+              <m:r>
+                <m:t>0</m:t>
+              </m:r>
+            </m:oMath>
+            <w:r>
+              <w:t xml:space="preserve">.</w:t>
+            </w:r>
+            <w:r>
+              <w:t xml:space="preserve"> </w:t>
+            </w:r>
+            <w:r>
+              <w:t xml:space="preserve">The sign, and even whether the uncensored stratum carries any association,</w:t>
+            </w:r>
+            <w:r>
+              <w:t xml:space="preserve"> </w:t>
+            </w:r>
+            <w:r>
+              <w:t xml:space="preserve">depends on how</w:t>
+            </w:r>
+            <w:r>
+              <w:t xml:space="preserve"> </w:t>
+            </w:r>
+            <m:oMath>
+              <m:r>
+                <m:t>A</m:t>
+              </m:r>
+            </m:oMath>
+            <w:r>
+              <w:t xml:space="preserve"> </w:t>
+            </w:r>
+            <w:r>
+              <w:t xml:space="preserve">and</w:t>
+            </w:r>
+            <w:r>
+              <w:t xml:space="preserve"> </w:t>
+            </w:r>
+            <m:oMath>
+              <m:r>
+                <m:t>U</m:t>
+              </m:r>
+            </m:oMath>
+            <w:r>
+              <w:t xml:space="preserve"> </w:t>
+            </w:r>
+            <w:r>
+              <w:t xml:space="preserve">act together on dropout.</w:t>
+            </w:r>
+            <w:r>
+              <w:t xml:space="preserve"> </w:t>
+            </w:r>
+            <w:r>
+              <w:t xml:space="preserve">For instance, if</w:t>
+            </w:r>
+            <w:r>
+              <w:t xml:space="preserve"> </w:t>
+            </w:r>
+            <m:oMath>
+              <m:r>
+                <m:rPr>
+                  <m:sty m:val="p"/>
+                </m:rPr>
+                <m:t>Pr</m:t>
+              </m:r>
+              <m:r>
+                <m:rPr>
+                  <m:sty m:val="p"/>
+                </m:rPr>
+                <m:t>[</m:t>
+              </m:r>
+              <m:r>
+                <m:t>C</m:t>
+              </m:r>
+              <m:r>
+                <m:rPr>
+                  <m:sty m:val="p"/>
+                </m:rPr>
+                <m:t>=</m:t>
+              </m:r>
+              <m:r>
+                <m:t>0</m:t>
+              </m:r>
+              <m:r>
+                <m:rPr>
+                  <m:sty m:val="p"/>
+                </m:rPr>
+                <m:t>∣</m:t>
+              </m:r>
+              <m:r>
+                <m:t>A</m:t>
+              </m:r>
+              <m:r>
+                <m:rPr>
+                  <m:sty m:val="p"/>
+                </m:rPr>
+                <m:t>,</m:t>
+              </m:r>
+              <m:r>
+                <m:t>U</m:t>
+              </m:r>
+              <m:r>
+                <m:rPr>
+                  <m:sty m:val="p"/>
+                </m:rPr>
+                <m:t>]</m:t>
+              </m:r>
+            </m:oMath>
+            <w:r>
+              <w:t xml:space="preserve"> </w:t>
+            </w:r>
+            <w:r>
+              <w:t xml:space="preserve">is a function of</w:t>
+            </w:r>
+            <w:r>
+              <w:t xml:space="preserve"> </w:t>
+            </w:r>
+            <m:oMath>
+              <m:r>
+                <m:t>A</m:t>
+              </m:r>
+            </m:oMath>
+            <w:r>
+              <w:t xml:space="preserve"> </w:t>
+            </w:r>
+            <w:r>
+              <w:t xml:space="preserve">times a function of</w:t>
+            </w:r>
+            <w:r>
+              <w:t xml:space="preserve"> </w:t>
+            </w:r>
+            <m:oMath>
+              <m:r>
+                <m:t>U</m:t>
+              </m:r>
+            </m:oMath>
+            <w:r>
+              <w:t xml:space="preserve">,</w:t>
+            </w:r>
+            <w:r>
+              <w:t xml:space="preserve"> </w:t>
+            </w:r>
+            <w:r>
+              <w:t xml:space="preserve">then</w:t>
+            </w:r>
+            <w:r>
+              <w:t xml:space="preserve"> </w:t>
+            </w:r>
+            <m:oMath>
+              <m:r>
+                <m:t>A</m:t>
+              </m:r>
+            </m:oMath>
+            <w:r>
+              <w:t xml:space="preserve"> </w:t>
+            </w:r>
+            <w:r>
+              <w:t xml:space="preserve">and</w:t>
+            </w:r>
+            <w:r>
+              <w:t xml:space="preserve"> </w:t>
+            </w:r>
+            <m:oMath>
+              <m:r>
+                <m:t>U</m:t>
+              </m:r>
+            </m:oMath>
+            <w:r>
+              <w:t xml:space="preserve"> </w:t>
+            </w:r>
+            <w:r>
+              <w:t xml:space="preserve">stay independent among the uncensored.</w:t>
             </w:r>
           </w:p>
           <w:bookmarkEnd w:id="19"/>
@@ -6904,7 +7176,7 @@
               <w:t xml:space="preserve"> </w:t>
             </w:r>
             <w:r>
-              <w:t xml:space="preserve">So among time-1 survivors,</w:t>
+              <w:t xml:space="preserve">That suggests</w:t>
             </w:r>
             <w:r>
               <w:t xml:space="preserve"> </w:t>
@@ -6918,39 +7190,158 @@
               <w:t xml:space="preserve"> </w:t>
             </w:r>
             <w:r>
-              <w:t xml:space="preserve">is generically (under faithfulness) rarer in the treated arm,</w:t>
-            </w:r>
-            <w:r>
-              <w:t xml:space="preserve"> </w:t>
-            </w:r>
-            <w:r>
-              <w:t xml:space="preserve">given that both</w:t>
-            </w:r>
-            <w:r>
-              <w:t xml:space="preserve"> </w:t>
-            </w:r>
-            <m:oMath>
+              <w:t xml:space="preserve">is rarer among treated survivors than among untreated survivors,</w:t>
+            </w:r>
+            <w:r>
+              <w:t xml:space="preserve"> </w:t>
+            </w:r>
+            <w:r>
+              <w:t xml:space="preserve">which would leave treated survivors at higher risk of death at time 2.</w:t>
+            </w:r>
+            <w:r>
+              <w:t xml:space="preserve"> </w:t>
+            </w:r>
+            <w:r>
+              <w:t xml:space="preserve">The diagram does not guarantee this sign:</w:t>
+            </w:r>
+            <w:r>
+              <w:t xml:space="preserve"> </w:t>
+            </w:r>
+            <w:r>
+              <w:t xml:space="preserve">if</w:t>
+            </w:r>
+            <w:r>
+              <w:t xml:space="preserve"> </w:t>
+            </w:r>
+            <m:oMath>
+              <m:r>
+                <m:rPr>
+                  <m:sty m:val="p"/>
+                </m:rPr>
+                <m:t>Pr</m:t>
+              </m:r>
+              <m:r>
+                <m:rPr>
+                  <m:sty m:val="p"/>
+                </m:rPr>
+                <m:t>[</m:t>
+              </m:r>
+              <m:sSub>
+                <m:e>
+                  <m:r>
+                    <m:t>Y</m:t>
+                  </m:r>
+                </m:e>
+                <m:sub>
+                  <m:r>
+                    <m:t>1</m:t>
+                  </m:r>
+                </m:sub>
+              </m:sSub>
+              <m:r>
+                <m:rPr>
+                  <m:sty m:val="p"/>
+                </m:rPr>
+                <m:t>=</m:t>
+              </m:r>
+              <m:r>
+                <m:t>0</m:t>
+              </m:r>
+              <m:r>
+                <m:rPr>
+                  <m:sty m:val="p"/>
+                </m:rPr>
+                <m:t>∣</m:t>
+              </m:r>
+              <m:r>
+                <m:t>A</m:t>
+              </m:r>
+              <m:r>
+                <m:rPr>
+                  <m:sty m:val="p"/>
+                </m:rPr>
+                <m:t>,</m:t>
+              </m:r>
               <m:r>
                 <m:t>U</m:t>
               </m:r>
-            </m:oMath>
-            <w:r>
-              <w:t xml:space="preserve"> </w:t>
-            </w:r>
-            <w:r>
-              <w:t xml:space="preserve">and the transplant lower the risk of death,</w:t>
-            </w:r>
-            <w:r>
-              <w:t xml:space="preserve"> </w:t>
-            </w:r>
-            <w:r>
-              <w:t xml:space="preserve">which leaves treated survivors at higher risk of death at time 2.</w:t>
-            </w:r>
-            <w:r>
-              <w:t xml:space="preserve"> </w:t>
-            </w:r>
-            <w:r>
-              <w:t xml:space="preserve">In this example, the hazard ratio is below 1 at time 1 and, generically (under faithfulness), above 1 at time 2,</w:t>
+              <m:r>
+                <m:rPr>
+                  <m:sty m:val="p"/>
+                </m:rPr>
+                <m:t>]</m:t>
+              </m:r>
+            </m:oMath>
+            <w:r>
+              <w:t xml:space="preserve"> </w:t>
+            </w:r>
+            <w:r>
+              <w:t xml:space="preserve">is a function of</w:t>
+            </w:r>
+            <w:r>
+              <w:t xml:space="preserve"> </w:t>
+            </w:r>
+            <m:oMath>
+              <m:r>
+                <m:t>A</m:t>
+              </m:r>
+            </m:oMath>
+            <w:r>
+              <w:t xml:space="preserve"> </w:t>
+            </w:r>
+            <w:r>
+              <w:t xml:space="preserve">times a function of</w:t>
+            </w:r>
+            <w:r>
+              <w:t xml:space="preserve"> </w:t>
+            </w:r>
+            <m:oMath>
+              <m:r>
+                <m:t>U</m:t>
+              </m:r>
+            </m:oMath>
+            <w:r>
+              <w:t xml:space="preserve">,</w:t>
+            </w:r>
+            <w:r>
+              <w:t xml:space="preserve"> </w:t>
+            </w:r>
+            <w:r>
+              <w:t xml:space="preserve">then</w:t>
+            </w:r>
+            <w:r>
+              <w:t xml:space="preserve"> </w:t>
+            </w:r>
+            <m:oMath>
+              <m:r>
+                <m:t>A</m:t>
+              </m:r>
+            </m:oMath>
+            <w:r>
+              <w:t xml:space="preserve"> </w:t>
+            </w:r>
+            <w:r>
+              <w:t xml:space="preserve">and</w:t>
+            </w:r>
+            <w:r>
+              <w:t xml:space="preserve"> </w:t>
+            </w:r>
+            <m:oMath>
+              <m:r>
+                <m:t>U</m:t>
+              </m:r>
+            </m:oMath>
+            <w:r>
+              <w:t xml:space="preserve"> </w:t>
+            </w:r>
+            <w:r>
+              <w:t xml:space="preserve">stay independent among time-1 survivors.</w:t>
+            </w:r>
+            <w:r>
+              <w:t xml:space="preserve"> </w:t>
+            </w:r>
+            <w:r>
+              <w:t xml:space="preserve">When the intuition does hold, the hazard ratio is below 1 at time 1 and above 1 at time 2,</w:t>
             </w:r>
             <w:r>
               <w:t xml:space="preserve"> </w:t>
@@ -6962,7 +7353,13 @@
               <w:t xml:space="preserve"> </w:t>
             </w:r>
             <w:r>
-              <w:t xml:space="preserve">The time-2 hazard ratio is biased for the (null) direct effect because conditioning on</w:t>
+              <w:t xml:space="preserve">The time-2 hazard ratio is generically (under faithfulness) biased for the (null) direct effect,</w:t>
+            </w:r>
+            <w:r>
+              <w:t xml:space="preserve"> </w:t>
+            </w:r>
+            <w:r>
+              <w:t xml:space="preserve">because conditioning on</w:t>
             </w:r>
             <w:r>
               <w:t xml:space="preserve"> </w:t>
@@ -7184,7 +7581,7 @@
               <w:t xml:space="preserve"> </w:t>
             </w:r>
             <w:r>
-              <w:t xml:space="preserve">differs from the ratio within each level of</w:t>
+              <w:t xml:space="preserve">generically (under faithfulness) differs from the ratio within each level of</w:t>
             </w:r>
             <w:r>
               <w:t xml:space="preserve"> </w:t>
@@ -17181,12 +17578,78 @@
               <w:pStyle w:val="FirstParagraph"/>
             </w:pPr>
             <w:r>
-              <w:t xml:space="preserve">can be interpreted as the effect of treatment among the uncensored with</w:t>
-            </w:r>
-            <w:r>
-              <w:t xml:space="preserve"> </w:t>
-            </w:r>
-            <m:oMath>
+              <w:t xml:space="preserve">equals</w:t>
+            </w:r>
+            <w:r>
+              <w:t xml:space="preserve"> </w:t>
+            </w:r>
+            <m:oMath>
+              <m:r>
+                <m:rPr>
+                  <m:sty m:val="p"/>
+                </m:rPr>
+                <m:t>Pr</m:t>
+              </m:r>
+              <m:r>
+                <m:rPr>
+                  <m:sty m:val="p"/>
+                </m:rPr>
+                <m:t>[</m:t>
+              </m:r>
+              <m:sSup>
+                <m:e>
+                  <m:r>
+                    <m:t>Y</m:t>
+                  </m:r>
+                </m:e>
+                <m:sup>
+                  <m:r>
+                    <m:t>a</m:t>
+                  </m:r>
+                  <m:r>
+                    <m:rPr>
+                      <m:sty m:val="p"/>
+                    </m:rPr>
+                    <m:t>=</m:t>
+                  </m:r>
+                  <m:r>
+                    <m:t>1</m:t>
+                  </m:r>
+                  <m:r>
+                    <m:rPr>
+                      <m:sty m:val="p"/>
+                    </m:rPr>
+                    <m:t>,</m:t>
+                  </m:r>
+                  <m:r>
+                    <m:t>c</m:t>
+                  </m:r>
+                  <m:r>
+                    <m:rPr>
+                      <m:sty m:val="p"/>
+                    </m:rPr>
+                    <m:t>=</m:t>
+                  </m:r>
+                  <m:r>
+                    <m:t>0</m:t>
+                  </m:r>
+                </m:sup>
+              </m:sSup>
+              <m:r>
+                <m:rPr>
+                  <m:sty m:val="p"/>
+                </m:rPr>
+                <m:t>=</m:t>
+              </m:r>
+              <m:r>
+                <m:t>1</m:t>
+              </m:r>
+              <m:r>
+                <m:rPr>
+                  <m:sty m:val="p"/>
+                </m:rPr>
+                <m:t>∣</m:t>
+              </m:r>
               <m:r>
                 <m:t>L</m:t>
               </m:r>
@@ -17199,6 +17662,277 @@
               <m:r>
                 <m:t>l</m:t>
               </m:r>
+              <m:r>
+                <m:rPr>
+                  <m:sty m:val="p"/>
+                </m:rPr>
+                <m:t>]</m:t>
+              </m:r>
+              <m:r>
+                <m:rPr>
+                  <m:sty m:val="p"/>
+                </m:rPr>
+                <m:t>/</m:t>
+              </m:r>
+              <m:r>
+                <m:rPr>
+                  <m:sty m:val="p"/>
+                </m:rPr>
+                <m:t>Pr</m:t>
+              </m:r>
+              <m:r>
+                <m:rPr>
+                  <m:sty m:val="p"/>
+                </m:rPr>
+                <m:t>[</m:t>
+              </m:r>
+              <m:sSup>
+                <m:e>
+                  <m:r>
+                    <m:t>Y</m:t>
+                  </m:r>
+                </m:e>
+                <m:sup>
+                  <m:r>
+                    <m:t>a</m:t>
+                  </m:r>
+                  <m:r>
+                    <m:rPr>
+                      <m:sty m:val="p"/>
+                    </m:rPr>
+                    <m:t>=</m:t>
+                  </m:r>
+                  <m:r>
+                    <m:t>0</m:t>
+                  </m:r>
+                  <m:r>
+                    <m:rPr>
+                      <m:sty m:val="p"/>
+                    </m:rPr>
+                    <m:t>,</m:t>
+                  </m:r>
+                  <m:r>
+                    <m:t>c</m:t>
+                  </m:r>
+                  <m:r>
+                    <m:rPr>
+                      <m:sty m:val="p"/>
+                    </m:rPr>
+                    <m:t>=</m:t>
+                  </m:r>
+                  <m:r>
+                    <m:t>0</m:t>
+                  </m:r>
+                </m:sup>
+              </m:sSup>
+              <m:r>
+                <m:rPr>
+                  <m:sty m:val="p"/>
+                </m:rPr>
+                <m:t>=</m:t>
+              </m:r>
+              <m:r>
+                <m:t>1</m:t>
+              </m:r>
+              <m:r>
+                <m:rPr>
+                  <m:sty m:val="p"/>
+                </m:rPr>
+                <m:t>∣</m:t>
+              </m:r>
+              <m:r>
+                <m:t>L</m:t>
+              </m:r>
+              <m:r>
+                <m:rPr>
+                  <m:sty m:val="p"/>
+                </m:rPr>
+                <m:t>=</m:t>
+              </m:r>
+              <m:r>
+                <m:t>l</m:t>
+              </m:r>
+              <m:r>
+                <m:rPr>
+                  <m:sty m:val="p"/>
+                </m:rPr>
+                <m:t>]</m:t>
+              </m:r>
+            </m:oMath>
+            <w:r>
+              <w:t xml:space="preserve">,</w:t>
+            </w:r>
+            <w:r>
+              <w:t xml:space="preserve"> </w:t>
+            </w:r>
+            <w:r>
+              <w:t xml:space="preserve">the effect of treatment in the stratum</w:t>
+            </w:r>
+            <w:r>
+              <w:t xml:space="preserve"> </w:t>
+            </w:r>
+            <m:oMath>
+              <m:r>
+                <m:t>L</m:t>
+              </m:r>
+              <m:r>
+                <m:rPr>
+                  <m:sty m:val="p"/>
+                </m:rPr>
+                <m:t>=</m:t>
+              </m:r>
+              <m:r>
+                <m:t>l</m:t>
+              </m:r>
+            </m:oMath>
+            <w:r>
+              <w:t xml:space="preserve"> </w:t>
+            </w:r>
+            <w:r>
+              <w:t xml:space="preserve">had nobody been censored.</w:t>
+            </w:r>
+            <w:r>
+              <w:t xml:space="preserve"> </w:t>
+            </w:r>
+            <w:r>
+              <w:t xml:space="preserve">Among the diagram’s variables,</w:t>
+            </w:r>
+            <w:r>
+              <w:t xml:space="preserve"> </w:t>
+            </w:r>
+            <m:oMath>
+              <m:sSup>
+                <m:e>
+                  <m:r>
+                    <m:t>Y</m:t>
+                  </m:r>
+                </m:e>
+                <m:sup>
+                  <m:r>
+                    <m:t>a</m:t>
+                  </m:r>
+                  <m:r>
+                    <m:rPr>
+                      <m:sty m:val="p"/>
+                    </m:rPr>
+                    <m:t>,</m:t>
+                  </m:r>
+                  <m:r>
+                    <m:t>c</m:t>
+                  </m:r>
+                  <m:r>
+                    <m:rPr>
+                      <m:sty m:val="p"/>
+                    </m:rPr>
+                    <m:t>=</m:t>
+                  </m:r>
+                  <m:r>
+                    <m:t>0</m:t>
+                  </m:r>
+                </m:sup>
+              </m:sSup>
+            </m:oMath>
+            <w:r>
+              <w:t xml:space="preserve"> </w:t>
+            </w:r>
+            <w:r>
+              <w:t xml:space="preserve">is a function only of</w:t>
+            </w:r>
+            <w:r>
+              <w:t xml:space="preserve"> </w:t>
+            </w:r>
+            <m:oMath>
+              <m:r>
+                <m:t>U</m:t>
+              </m:r>
+            </m:oMath>
+            <w:r>
+              <w:t xml:space="preserve"> </w:t>
+            </w:r>
+            <w:r>
+              <w:t xml:space="preserve">(and of its own independent error),</w:t>
+            </w:r>
+            <w:r>
+              <w:t xml:space="preserve"> </w:t>
+            </w:r>
+            <w:r>
+              <w:t xml:space="preserve">and</w:t>
+            </w:r>
+            <w:r>
+              <w:t xml:space="preserve"> </w:t>
+            </w:r>
+            <m:oMath>
+              <m:r>
+                <m:t>U</m:t>
+              </m:r>
+            </m:oMath>
+            <w:r>
+              <w:t xml:space="preserve"> </w:t>
+            </w:r>
+            <w:r>
+              <w:t xml:space="preserve">is independent of</w:t>
+            </w:r>
+            <w:r>
+              <w:t xml:space="preserve"> </w:t>
+            </w:r>
+            <m:oMath>
+              <m:r>
+                <m:t>A</m:t>
+              </m:r>
+            </m:oMath>
+            <w:r>
+              <w:t xml:space="preserve"> </w:t>
+            </w:r>
+            <w:r>
+              <w:t xml:space="preserve">and</w:t>
+            </w:r>
+            <w:r>
+              <w:t xml:space="preserve"> </w:t>
+            </w:r>
+            <m:oMath>
+              <m:r>
+                <m:t>C</m:t>
+              </m:r>
+            </m:oMath>
+            <w:r>
+              <w:t xml:space="preserve"> </w:t>
+            </w:r>
+            <w:r>
+              <w:t xml:space="preserve">given</w:t>
+            </w:r>
+            <w:r>
+              <w:t xml:space="preserve"> </w:t>
+            </w:r>
+            <m:oMath>
+              <m:r>
+                <m:t>L</m:t>
+              </m:r>
+            </m:oMath>
+            <w:r>
+              <w:t xml:space="preserve">,</w:t>
+            </w:r>
+            <w:r>
+              <w:t xml:space="preserve"> </w:t>
+            </w:r>
+            <w:r>
+              <w:t xml:space="preserve">the same ratio is also the effect of treatment among the uncensored with</w:t>
+            </w:r>
+            <w:r>
+              <w:t xml:space="preserve"> </w:t>
+            </w:r>
+            <m:oMath>
+              <m:r>
+                <m:t>L</m:t>
+              </m:r>
+              <m:r>
+                <m:rPr>
+                  <m:sty m:val="p"/>
+                </m:rPr>
+                <m:t>=</m:t>
+              </m:r>
+              <m:r>
+                <m:t>l</m:t>
+              </m:r>
             </m:oMath>
             <w:r>
               <w:t xml:space="preserve">.</w:t>
@@ -17207,7 +17941,72 @@
               <w:t xml:space="preserve"> </w:t>
             </w:r>
             <w:r>
-              <w:t xml:space="preserve">For the same reason, stratification also works under Figure 8.5.</w:t>
+              <w:t xml:space="preserve">Stratification also works under Figure 8.5,</w:t>
+            </w:r>
+            <w:r>
+              <w:t xml:space="preserve"> </w:t>
+            </w:r>
+            <w:r>
+              <w:t xml:space="preserve">where treatment is not randomized,</w:t>
+            </w:r>
+            <w:r>
+              <w:t xml:space="preserve"> </w:t>
+            </w:r>
+            <w:r>
+              <w:t xml:space="preserve">because there too</w:t>
+            </w:r>
+            <w:r>
+              <w:t xml:space="preserve"> </w:t>
+            </w:r>
+            <m:oMath>
+              <m:r>
+                <m:t>U</m:t>
+              </m:r>
+            </m:oMath>
+            <w:r>
+              <w:t xml:space="preserve"> </w:t>
+            </w:r>
+            <w:r>
+              <w:t xml:space="preserve">is independent of</w:t>
+            </w:r>
+            <w:r>
+              <w:t xml:space="preserve"> </w:t>
+            </w:r>
+            <m:oMath>
+              <m:r>
+                <m:t>A</m:t>
+              </m:r>
+            </m:oMath>
+            <w:r>
+              <w:t xml:space="preserve"> </w:t>
+            </w:r>
+            <w:r>
+              <w:t xml:space="preserve">and</w:t>
+            </w:r>
+            <w:r>
+              <w:t xml:space="preserve"> </w:t>
+            </w:r>
+            <m:oMath>
+              <m:r>
+                <m:t>C</m:t>
+              </m:r>
+            </m:oMath>
+            <w:r>
+              <w:t xml:space="preserve"> </w:t>
+            </w:r>
+            <w:r>
+              <w:t xml:space="preserve">given</w:t>
+            </w:r>
+            <w:r>
+              <w:t xml:space="preserve"> </w:t>
+            </w:r>
+            <m:oMath>
+              <m:r>
+                <m:t>L</m:t>
+              </m:r>
+            </m:oMath>
+            <w:r>
+              <w:t xml:space="preserve">.</w:t>
             </w:r>
           </w:p>
           <w:bookmarkEnd w:id="73"/>

--- a/pr-preview/pr-109/chapters/08-selection-bias.docx
+++ b/pr-preview/pr-109/chapters/08-selection-bias.docx
@@ -474,7 +474,7 @@
         </w:pict>
       </w:r>
     </w:p>
-    <w:bookmarkStart w:id="15" w:name="X33ca93bcc71e85d246154be9729f5a5e87fe326"/>
+    <w:bookmarkStart w:id="14" w:name="X33ca93bcc71e85d246154be9729f5a5e87fe326"/>
     <w:p>
       <w:pPr>
         <w:pStyle w:val="Heading3"/>
@@ -517,7 +517,7 @@
               <w:spacing w:before="16" w:after="64"/>
             </w:pPr>
           </w:p>
-          <w:bookmarkStart w:id="14" w:name="exm-folic-acid-selection-bias"/>
+          <w:bookmarkStart w:id="13" w:name="exm-folic-acid-selection-bias"/>
           <w:p>
             <w:pPr>
               <w:pStyle w:val="BodyText"/>
@@ -1055,21 +1055,7 @@
               <w:t xml:space="preserve"> </w:t>
             </w:r>
             <w:r>
-              <w:t xml:space="preserve">generically (that is, under</w:t>
-            </w:r>
-            <w:r>
-              <w:t xml:space="preserve"> </w:t>
-            </w:r>
-            <w:hyperlink r:id="rId13">
-              <w:r>
-                <w:rPr>
-                  <w:rStyle w:val="Hyperlink"/>
-                </w:rPr>
-                <w:t xml:space="preserve">faithfulness</w:t>
-              </w:r>
-            </w:hyperlink>
-            <w:r>
-              <w:t xml:space="preserve">)</w:t>
+              <w:t xml:space="preserve">generically (that is, for all parameter values outside a measure-zero set of special cases)</w:t>
             </w:r>
             <w:r>
               <w:t xml:space="preserve"> </w:t>
@@ -1338,7 +1324,7 @@
               <w:t xml:space="preserve">would equal the causal risk ratio.</w:t>
             </w:r>
           </w:p>
-          <w:bookmarkEnd w:id="14"/>
+          <w:bookmarkEnd w:id="13"/>
         </w:tc>
       </w:tr>
     </w:tbl>
@@ -1366,8 +1352,8 @@
         </w:pict>
       </w:r>
     </w:p>
-    <w:bookmarkEnd w:id="15"/>
-    <w:bookmarkStart w:id="17" w:name="X9ba43169b700c66775cd3e3110b31c0160769f0"/>
+    <w:bookmarkEnd w:id="14"/>
+    <w:bookmarkStart w:id="16" w:name="X9ba43169b700c66775cd3e3110b31c0160769f0"/>
     <w:p>
       <w:pPr>
         <w:pStyle w:val="Heading3"/>
@@ -1410,7 +1396,7 @@
               <w:spacing w:before="16" w:after="64"/>
             </w:pPr>
           </w:p>
-          <w:bookmarkStart w:id="16" w:name="exm-parental-grief"/>
+          <w:bookmarkStart w:id="15" w:name="exm-parental-grief"/>
           <w:p>
             <w:pPr>
               <w:pStyle w:val="BodyText"/>
@@ -1582,7 +1568,7 @@
               <w:t xml:space="preserve"> </w:t>
             </w:r>
             <w:r>
-              <w:t xml:space="preserve">Generically (that is, under faithfulness), it is present whether or not there is an arrow</w:t>
+              <w:t xml:space="preserve">Generically (for all but special parameter values), it is present whether or not there is an arrow</w:t>
             </w:r>
             <w:r>
               <w:t xml:space="preserve"> </w:t>
@@ -1622,7 +1608,7 @@
               <w:t xml:space="preserve">).</w:t>
             </w:r>
           </w:p>
-          <w:bookmarkEnd w:id="16"/>
+          <w:bookmarkEnd w:id="15"/>
         </w:tc>
       </w:tr>
     </w:tbl>
@@ -1647,7 +1633,7 @@
         </w:pict>
       </w:r>
     </w:p>
-    <w:bookmarkEnd w:id="17"/>
+    <w:bookmarkEnd w:id="16"/>
     <w:bookmarkStart w:id="22" w:name="X4f5aa9f99d8adf366393f578cfa07415a38a5fa"/>
     <w:p>
       <w:pPr>
@@ -1691,7 +1677,7 @@
               <w:spacing w:before="16" w:after="64"/>
             </w:pPr>
           </w:p>
-          <w:bookmarkStart w:id="18" w:name="exm-differential-loss-to-follow-up"/>
+          <w:bookmarkStart w:id="17" w:name="exm-differential-loss-to-follow-up"/>
           <w:p>
             <w:pPr>
               <w:pStyle w:val="BodyText"/>
@@ -2101,10 +2087,10 @@
               </m:r>
             </m:oMath>
             <w:r>
-              <w:t xml:space="preserve">), the associational risk ratio generically (that is, under faithfulness) differs from 1, the causal value.</w:t>
+              <w:t xml:space="preserve">), the associational risk ratio generically (for all but special parameter values) differs from 1, the causal value.</w:t>
             </w:r>
           </w:p>
-          <w:bookmarkEnd w:id="18"/>
+          <w:bookmarkEnd w:id="17"/>
         </w:tc>
       </w:tr>
     </w:tbl>
@@ -2443,8 +2429,19 @@
             <w:r>
               <w:t xml:space="preserve"> </w:t>
             </w:r>
-            <w:r>
-              <w:t xml:space="preserve">Faithfulness says only that</w:t>
+            <w:hyperlink r:id="rId18">
+              <w:r>
+                <w:rPr>
+                  <w:rStyle w:val="Hyperlink"/>
+                </w:rPr>
+                <w:t xml:space="preserve">Faithfulness</w:t>
+              </w:r>
+            </w:hyperlink>
+            <w:r>
+              <w:t xml:space="preserve"> </w:t>
+            </w:r>
+            <w:r>
+              <w:t xml:space="preserve">says only that</w:t>
             </w:r>
             <w:r>
               <w:t xml:space="preserve"> </w:t>
@@ -5492,7 +5489,7 @@
               </m:r>
             </m:oMath>
             <w:r>
-              <w:t xml:space="preserve">), however, the two ratios generically (that is, under faithfulness) differ:</w:t>
+              <w:t xml:space="preserve">), however, the two ratios generically (for all but special parameter values) differ:</w:t>
             </w:r>
             <w:r>
               <w:t xml:space="preserve"> </w:t>
@@ -7353,7 +7350,7 @@
               <w:t xml:space="preserve"> </w:t>
             </w:r>
             <w:r>
-              <w:t xml:space="preserve">The time-2 hazard ratio is generically (under faithfulness) biased for the (null) direct effect,</w:t>
+              <w:t xml:space="preserve">The time-2 hazard ratio is generically (for all but special parameter values) biased for the (null) direct effect,</w:t>
             </w:r>
             <w:r>
               <w:t xml:space="preserve"> </w:t>
@@ -7581,7 +7578,7 @@
               <w:t xml:space="preserve"> </w:t>
             </w:r>
             <w:r>
-              <w:t xml:space="preserve">generically (under faithfulness) differs from the ratio within each level of</w:t>
+              <w:t xml:space="preserve">generically (for all but special parameter values) differs from the ratio within each level of</w:t>
             </w:r>
             <w:r>
               <w:t xml:space="preserve"> </w:t>
@@ -17909,13 +17906,13 @@
               </m:r>
             </m:oMath>
             <w:r>
-              <w:t xml:space="preserve">,</w:t>
-            </w:r>
-            <w:r>
-              <w:t xml:space="preserve"> </w:t>
-            </w:r>
-            <w:r>
-              <w:t xml:space="preserve">the same ratio is also the effect of treatment among the uncensored with</w:t>
+              <w:t xml:space="preserve">.</w:t>
+            </w:r>
+            <w:r>
+              <w:t xml:space="preserve"> </w:t>
+            </w:r>
+            <w:r>
+              <w:t xml:space="preserve">So the same ratio is also the effect of treatment among the uncensored with</w:t>
             </w:r>
             <w:r>
               <w:t xml:space="preserve"> </w:t>
@@ -18247,7 +18244,7 @@
               </m:r>
             </m:oMath>
             <w:r>
-              <w:t xml:space="preserve">-conditional risk ratio generically (under faithfulness) differs from 1.</w:t>
+              <w:t xml:space="preserve">-conditional risk ratio generically (for all but special parameter values) differs from 1.</w:t>
             </w:r>
             <w:r>
               <w:t xml:space="preserve"> </w:t>
@@ -21089,7 +21086,7 @@
               <w:t xml:space="preserve"> </w:t>
             </w:r>
             <w:r>
-              <w:t xml:space="preserve">Generically (that is, under faithfulness),</w:t>
+              <w:t xml:space="preserve">Generically (for all but special parameter values),</w:t>
             </w:r>
             <w:r>
               <w:t xml:space="preserve"> </w:t>
@@ -21524,7 +21521,21 @@
         <w:t xml:space="preserve"> </w:t>
       </w:r>
       <w:r>
-        <w:t xml:space="preserve">are in general (under faithfulness) dependent given</w:t>
+        <w:t xml:space="preserve">are generically (for all but special parameter values) dependent within both strata of</w:t>
+      </w:r>
+      <w:r>
+        <w:t xml:space="preserve"> </w:t>
+      </w:r>
+      <m:oMath>
+        <m:r>
+          <m:t>Y</m:t>
+        </m:r>
+      </m:oMath>
+      <w:r>
+        <w:t xml:space="preserve"> </w:t>
+      </w:r>
+      <w:r>
+        <w:t xml:space="preserve">(in particular</w:t>
       </w:r>
       <w:r>
         <w:t xml:space="preserve"> </w:t>
@@ -21544,21 +21555,13 @@
         </m:r>
       </m:oMath>
       <w:r>
+        <w:t xml:space="preserve">, unlike in Figure 8.13)</w:t>
+      </w:r>
+      <w:r>
         <w:t xml:space="preserve"> </w:t>
       </w:r>
       <w:r>
-        <w:t xml:space="preserve">(in fact within both strata of</w:t>
-      </w:r>
-      <w:r>
-        <w:t xml:space="preserve"> </w:t>
-      </w:r>
-      <m:oMath>
-        <m:r>
-          <m:t>Y</m:t>
-        </m:r>
-      </m:oMath>
-      <w:r>
-        <w:t xml:space="preserve">) when any of these hold:</w:t>
+        <w:t xml:space="preserve">when any of these hold:</w:t>
       </w:r>
     </w:p>
     <w:p>
@@ -25595,7 +25598,7 @@
         <w:t xml:space="preserve"> </w:t>
       </w:r>
       <w:r>
-        <w:t xml:space="preserve">but are generically (under faithfulness) dependent among the dead (</w:t>
+        <w:t xml:space="preserve">but are generically (for all but special parameter values) dependent among the dead (</w:t>
       </w:r>
       <m:oMath>
         <m:r>

--- a/pr-preview/pr-109/chapters/08-selection-bias.docx
+++ b/pr-preview/pr-109/chapters/08-selection-bias.docx
@@ -4174,6 +4174,13 @@
         </w:tc>
       </w:tr>
     </w:tbl>
+    <w:p>
+      <w:r>
+        <w:pict>
+          <v:rect style="width:0;height:1.5pt" o:hralign="center" o:hrstd="t" o:hr="t"/>
+        </w:pict>
+      </w:r>
+    </w:p>
     <w:tbl>
       <w:tblPr>
         <w:tblStyle w:val="Table"/>
@@ -4202,7 +4209,7 @@
           </w:tcPr>
           <w:p>
             <w:pPr>
-              <w:pStyle w:val="BodyText"/>
+              <w:pStyle w:val="FirstParagraph"/>
             </w:pPr>
             <w:pPr>
               <w:spacing w:before="16" w:after="64"/>
@@ -4300,6 +4307,14 @@
         </w:tc>
       </w:tr>
     </w:tbl>
+    <w:p>
+      <w:pPr>
+        <w:pStyle w:val="FirstParagraph"/>
+      </w:pPr>
+      <w:r>
+        <w:t xml:space="preserve"> </w:t>
+      </w:r>
+    </w:p>
     <w:tbl>
       <w:tblPr>
         <w:tblStyle w:val="Table"/>
@@ -4330,7 +4345,7 @@
           </w:tcPr>
           <w:p>
             <w:pPr>
-              <w:pStyle w:val="FirstParagraph"/>
+              <w:pStyle w:val="BodyText"/>
             </w:pPr>
             <w:pPr>
               <w:spacing w:before="0" w:after="0"/>
@@ -6087,6 +6102,14 @@
         </w:tc>
       </w:tr>
     </w:tbl>
+    <w:p>
+      <w:pPr>
+        <w:pStyle w:val="BodyText"/>
+      </w:pPr>
+      <w:r>
+        <w:t xml:space="preserve"> </w:t>
+      </w:r>
+    </w:p>
     <w:tbl>
       <w:tblPr>
         <w:tblStyle w:val="Table"/>
@@ -6390,7 +6413,13 @@
               <w:t xml:space="preserve"> </w:t>
             </w:r>
             <w:r>
-              <w:t xml:space="preserve">with respect to a covariate when its value in the whole population is not a weighted average of its values within the strata of that covariate.</w:t>
+              <w:t xml:space="preserve">with respect to a covariate when its value in the whole population is not a weighted average of its values within the strata of that covariate;</w:t>
+            </w:r>
+            <w:r>
+              <w:t xml:space="preserve"> </w:t>
+            </w:r>
+            <w:r>
+              <w:t xml:space="preserve">this property is called</w:t>
             </w:r>
             <w:r>
               <w:t xml:space="preserve"> </w:t>
@@ -6400,13 +6429,10 @@
                 <w:b/>
                 <w:bCs/>
               </w:rPr>
-              <w:t xml:space="preserve">Noncollapsibility</w:t>
-            </w:r>
-            <w:r>
-              <w:t xml:space="preserve"> </w:t>
-            </w:r>
-            <w:r>
-              <w:t xml:space="preserve">is this property.</w:t>
+              <w:t xml:space="preserve">noncollapsibility</w:t>
+            </w:r>
+            <w:r>
+              <w:t xml:space="preserve">.</w:t>
             </w:r>
           </w:p>
           <w:bookmarkEnd w:id="44"/>
@@ -17088,6 +17114,13 @@
         <w:t xml:space="preserve">since it is hard to say what intervention would remove such an event.</w:t>
       </w:r>
     </w:p>
+    <w:p>
+      <w:r>
+        <w:pict>
+          <v:rect style="width:0;height:1.5pt" o:hralign="center" o:hrstd="t" o:hr="t"/>
+        </w:pict>
+      </w:r>
+    </w:p>
     <w:tbl>
       <w:tblPr>
         <w:tblStyle w:val="Table"/>
@@ -17118,7 +17151,7 @@
           </w:tcPr>
           <w:p>
             <w:pPr>
-              <w:pStyle w:val="BodyText"/>
+              <w:pStyle w:val="FirstParagraph"/>
             </w:pPr>
             <w:pPr>
               <w:spacing w:before="0" w:after="0"/>
